--- a/public/investor-pack/Global-Office-Pitch-Scripts.docx
+++ b/public/investor-pack/Global-Office-Pitch-Scripts.docx
@@ -522,7 +522,7 @@
           <w:sz w:val="22"/>
           <w:szCs w:val="22"/>
         </w:rPr>
-        <w:t xml:space="preserve">"Per-organization SaaS, three tiers, priced in local currency to remove FX friction. AI credits meter compute-intensive features. Gross margin target 75 to 82 percent, consistent with vertical SaaS. GTM is sequenced — Year 1 wedge is 20 to 200 person SMEs in five anchor cities: Lagos, Nairobi, Accra, Cairo, Johannesburg. Year 2 mid-market and partner channels. Year 3 vertical editions and enterprise."</w:t>
+        <w:t xml:space="preserve">"Per-organization SaaS, three tiers, priced in local currency to remove FX friction. AI credits meter compute-intensive features. Gross margin target 84 to 88 percent, consistent with vertical SaaS. GTM is sequenced — Year 1 wedge is 20 to 200 person SMEs in five anchor cities: Lagos, Nairobi, Accra, Cairo, Johannesburg. Year 2 mid-market and partner channels. Year 3 vertical editions and enterprise."</w:t>
       </w:r>
     </w:p>
     <w:p>
